--- a/小野町_引継ぎ_整理済/04_算定・見込量/小野町_第10期_見込量算定の方針と不足資料_20260915.docx
+++ b/小野町_引継ぎ_整理済/04_算定・見込量/小野町_第10期_見込量算定の方針と不足資料_20260915.docx
@@ -396,7 +396,7 @@
               <w:rPr>
                 <w:sz w:val="18"/>
               </w:rPr>
-              <w:t>**小野町も第9期の公表値から逆算でき、見込交付割合は5.963％であった**（第5章）。第10期のFとGは見える化の係数シートで確認する</w:t>
+              <w:t>**小野町も第9期の公表値から逆算でき、見込交付割合は6.148％であった**（第5章）。第10期のFとGは見える化の係数シートで確認する</w:t>
             </w:r>
           </w:p>
         </w:tc>
@@ -2049,7 +2049,7 @@
               <w:rPr>
                 <w:sz w:val="18"/>
               </w:rPr>
-              <w:t>**（標準給付費＋総合事業費）×5.963％**</w:t>
+              <w:t>**標準給付費×6.148％**</w:t>
             </w:r>
           </w:p>
         </w:tc>
@@ -2063,7 +2063,7 @@
               <w:rPr>
                 <w:sz w:val="18"/>
               </w:rPr>
-              <w:t>第9期計画の公表値から逆算した小野町の実績値。後期高齢者加入割合が高く低所得層が厚い保険者は5％を上回る</w:t>
+              <w:t>第9期計画の公表値から逆算した小野町の実績値。後期高齢者加入割合が高く低所得層が厚い保険者は5％を上回る。**基数は標準給付費見込額のみで、調整交付金相当額（5％）とは非対称**（川崎町の第9期将来推計総括表で確認した見える化システムの算式）</w:t>
             </w:r>
           </w:p>
         </w:tc>
@@ -2165,7 +2165,7 @@
               <w:rPr>
                 <w:sz w:val="18"/>
               </w:rPr>
-              <w:t>**6,569円**</w:t>
+              <w:t>**6,570円**</w:t>
             </w:r>
           </w:p>
         </w:tc>
@@ -2179,7 +2179,7 @@
               <w:rPr>
                 <w:sz w:val="18"/>
               </w:rPr>
-              <w:t>差▲369円</w:t>
+              <w:t>差▲368円</w:t>
             </w:r>
           </w:p>
         </w:tc>
@@ -2592,7 +2592,7 @@
               <w:rPr>
                 <w:sz w:val="18"/>
               </w:rPr>
-              <w:t>⑦÷（①＋③）</w:t>
+              <w:t>⑦÷①（基数に③を含めない）</w:t>
             </w:r>
           </w:p>
         </w:tc>
@@ -2606,7 +2606,7 @@
               <w:rPr>
                 <w:sz w:val="18"/>
               </w:rPr>
-              <w:t>**5.963％**（標準は5.000％）</w:t>
+              <w:t>**6.148％**（標準は5.000％）</w:t>
             </w:r>
           </w:p>
         </w:tc>
@@ -2701,7 +2701,7 @@
               <w:rPr>
                 <w:sz w:val="18"/>
               </w:rPr>
-              <w:t>調整交付金5.963％・基金取崩なし</w:t>
+              <w:t>調整交付金6.148％・基金取崩なし</w:t>
             </w:r>
           </w:p>
         </w:tc>
@@ -2715,7 +2715,7 @@
               <w:rPr>
                 <w:sz w:val="18"/>
               </w:rPr>
-              <w:t>**6,569円**</w:t>
+              <w:t>**6,570円**</w:t>
             </w:r>
           </w:p>
         </w:tc>
@@ -2729,7 +2729,7 @@
               <w:rPr>
                 <w:sz w:val="18"/>
               </w:rPr>
-              <w:t>-31円</w:t>
+              <w:t>-30円</w:t>
             </w:r>
           </w:p>
         </w:tc>
@@ -2847,7 +2847,7 @@
               <w:rPr>
                 <w:sz w:val="18"/>
               </w:rPr>
-              <w:t>6,849円</w:t>
+              <w:t>6,893円</w:t>
             </w:r>
           </w:p>
         </w:tc>
@@ -2861,7 +2861,7 @@
               <w:rPr>
                 <w:sz w:val="18"/>
               </w:rPr>
-              <w:t>+249円</w:t>
+              <w:t>+293円</w:t>
             </w:r>
           </w:p>
         </w:tc>
@@ -2891,7 +2891,7 @@
               <w:rPr>
                 <w:sz w:val="18"/>
               </w:rPr>
-              <w:t>6,268円</w:t>
+              <w:t>6,330円</w:t>
             </w:r>
           </w:p>
         </w:tc>
@@ -2905,7 +2905,7 @@
               <w:rPr>
                 <w:sz w:val="18"/>
               </w:rPr>
-              <w:t>-332円</w:t>
+              <w:t>-270円</w:t>
             </w:r>
           </w:p>
         </w:tc>
@@ -2935,7 +2935,7 @@
               <w:rPr>
                 <w:sz w:val="18"/>
               </w:rPr>
-              <w:t>6,867円</w:t>
+              <w:t>6,868円</w:t>
             </w:r>
           </w:p>
         </w:tc>
@@ -2949,7 +2949,7 @@
               <w:rPr>
                 <w:sz w:val="18"/>
               </w:rPr>
-              <w:t>+267円</w:t>
+              <w:t>+268円</w:t>
             </w:r>
           </w:p>
         </w:tc>
@@ -2974,7 +2974,7 @@
     </w:p>
     <w:p>
       <w:r>
-        <w:t>手引き第4章2が求めるとおり、給付費の1％が月額に何円効くかを先に求めた。**小野町は給付費1％＝月額62.0円**（限界率22.04％＝負担割合23％＋調整交付金相当5％－見込交付割合5.963％）である。この基準により、意思決定に効く論点と誤差の範囲の論点を分けられる。</w:t>
+        <w:t>手引き第4章2が求めるとおり、給付費の1％が月額に何円効くかを先に求めた。**小野町は給付費1％＝月額61.5円**（限界率21.85％＝負担割合23％＋調整交付金相当5％－見込交付割合6.148％）である。この基準により、意思決定に効く論点と誤差の範囲の論点を分けられる。</w:t>
       </w:r>
     </w:p>
     <w:tbl>
@@ -3152,7 +3152,7 @@
               <w:rPr>
                 <w:sz w:val="18"/>
               </w:rPr>
-              <w:t>**▲290円**</w:t>
+              <w:t>**▲281円**</w:t>
             </w:r>
           </w:p>
         </w:tc>
@@ -3268,7 +3268,7 @@
               <w:rPr>
                 <w:sz w:val="18"/>
               </w:rPr>
-              <w:t>62.0円</w:t>
+              <w:t>61.5円</w:t>
             </w:r>
           </w:p>
         </w:tc>
@@ -3326,7 +3326,7 @@
               <w:rPr>
                 <w:sz w:val="18"/>
               </w:rPr>
-              <w:t>3.7円</w:t>
+              <w:t>4.2円</w:t>
             </w:r>
           </w:p>
         </w:tc>
@@ -3384,7 +3384,7 @@
               <w:rPr>
                 <w:sz w:val="18"/>
               </w:rPr>
-              <w:t>62.0円</w:t>
+              <w:t>61.5円</w:t>
             </w:r>
           </w:p>
         </w:tc>
@@ -3407,7 +3407,7 @@
     <w:p/>
     <w:p>
       <w:r>
-        <w:t>**保険料の水準を左右するのは、給付費の精度ではなく制度側の3つである。**第1号負担割合が1pt上がれば298円、調整交付金の見込交付割合が1pt下がれば290円動く。いずれも給付費5％分に相当する。見込量の精度を上げる労力より、この3つを確定させる方が効く。</w:t>
+        <w:t>**保険料の水準を左右するのは、給付費の精度ではなく制度側の3つである。**第1号負担割合が1pt上がれば298円、調整交付金の見込交付割合が1pt下がれば281円動く。いずれも給付費5％分に相当する。見込量の精度を上げる労力より、この3つを確定させる方が効く。</w:t>
       </w:r>
     </w:p>
     <w:p>
@@ -3737,7 +3737,7 @@
               <w:rPr>
                 <w:sz w:val="18"/>
               </w:rPr>
-              <w:t>調整交付金見込交付割合の算定。第9期からの逆算値5.963％の更新</w:t>
+              <w:t>調整交付金見込交付割合の算定。第9期からの逆算値6.148％の更新</w:t>
             </w:r>
           </w:p>
         </w:tc>
@@ -3751,7 +3751,7 @@
               <w:rPr>
                 <w:sz w:val="18"/>
               </w:rPr>
-              <w:t>**1ptで月額290円規模**</w:t>
+              <w:t>**1ptで月額281円規模**</w:t>
             </w:r>
           </w:p>
         </w:tc>
@@ -4133,7 +4133,7 @@
               <w:rPr>
                 <w:sz w:val="18"/>
               </w:rPr>
-              <w:t>1％で月額3.7円。3年計で約207,000千円の規模</w:t>
+              <w:t>1％で月額4.2円。3年計で約207,000千円の規模</w:t>
             </w:r>
           </w:p>
         </w:tc>
@@ -4573,7 +4573,7 @@
               <w:rPr>
                 <w:sz w:val="18"/>
               </w:rPr>
-              <w:t>1％で月額62円。±1.5％を感度分析に併記済み</w:t>
+              <w:t>1％で月額61円。±1.5％を感度分析に併記済み</w:t>
             </w:r>
           </w:p>
         </w:tc>

--- a/小野町_引継ぎ_整理済/04_算定・見込量/小野町_第10期_見込量算定の方針と不足資料_20260915.docx
+++ b/小野町_引継ぎ_整理済/04_算定・見込量/小野町_第10期_見込量算定の方針と不足資料_20260915.docx
@@ -440,7 +440,7 @@
               <w:rPr>
                 <w:sz w:val="18"/>
               </w:rPr>
-              <w:t>小野町でも23％で置いている。**1ptで月額298円。**第1期17％から3年ごとに1ptずつ上がってきており、24％となる可能性がある</w:t>
+              <w:t>小野町でも23％で置いている。**1ptで月額285円。**第1期17％から3年ごとに1ptずつ上がってきており、24％となる可能性がある</w:t>
             </w:r>
           </w:p>
         </w:tc>
@@ -2107,7 +2107,7 @@
               <w:rPr>
                 <w:sz w:val="18"/>
               </w:rPr>
-              <w:t>**令和7年度末の構成比を第10期3年分の第1号被保険者数10,285人に当てる（9,798人）**</w:t>
+              <w:t>**令和7年度末の構成比を第10期3年分の第1号被保険者数10,285人に当てる（10,245人）**</w:t>
             </w:r>
           </w:p>
         </w:tc>
@@ -2165,7 +2165,7 @@
               <w:rPr>
                 <w:sz w:val="18"/>
               </w:rPr>
-              <w:t>**6,570円**</w:t>
+              <w:t>**6,283円**</w:t>
             </w:r>
           </w:p>
         </w:tc>
@@ -2179,7 +2179,7 @@
               <w:rPr>
                 <w:sz w:val="18"/>
               </w:rPr>
-              <w:t>差▲368円</w:t>
+              <w:t>差▲655円</w:t>
             </w:r>
           </w:p>
         </w:tc>
@@ -2715,7 +2715,7 @@
               <w:rPr>
                 <w:sz w:val="18"/>
               </w:rPr>
-              <w:t>**6,570円**</w:t>
+              <w:t>**6,283円**</w:t>
             </w:r>
           </w:p>
         </w:tc>
@@ -2729,7 +2729,7 @@
               <w:rPr>
                 <w:sz w:val="18"/>
               </w:rPr>
-              <w:t>-30円</w:t>
+              <w:t>-317円</w:t>
             </w:r>
           </w:p>
         </w:tc>
@@ -2759,7 +2759,7 @@
               <w:rPr>
                 <w:sz w:val="18"/>
               </w:rPr>
-              <w:t>6,467円</w:t>
+              <w:t>6,185円</w:t>
             </w:r>
           </w:p>
         </w:tc>
@@ -2773,7 +2773,7 @@
               <w:rPr>
                 <w:sz w:val="18"/>
               </w:rPr>
-              <w:t>-133円</w:t>
+              <w:t>-415円</w:t>
             </w:r>
           </w:p>
         </w:tc>
@@ -2803,7 +2803,7 @@
               <w:rPr>
                 <w:sz w:val="18"/>
               </w:rPr>
-              <w:t>6,270円</w:t>
+              <w:t>5,997円</w:t>
             </w:r>
           </w:p>
         </w:tc>
@@ -2817,7 +2817,7 @@
               <w:rPr>
                 <w:sz w:val="18"/>
               </w:rPr>
-              <w:t>-330円</w:t>
+              <w:t>-603円</w:t>
             </w:r>
           </w:p>
         </w:tc>
@@ -2847,7 +2847,7 @@
               <w:rPr>
                 <w:sz w:val="18"/>
               </w:rPr>
-              <w:t>6,893円</w:t>
+              <w:t>6,592円</w:t>
             </w:r>
           </w:p>
         </w:tc>
@@ -2861,7 +2861,7 @@
               <w:rPr>
                 <w:sz w:val="18"/>
               </w:rPr>
-              <w:t>+293円</w:t>
+              <w:t>-8円</w:t>
             </w:r>
           </w:p>
         </w:tc>
@@ -2891,7 +2891,7 @@
               <w:rPr>
                 <w:sz w:val="18"/>
               </w:rPr>
-              <w:t>6,330円</w:t>
+              <w:t>6,054円</w:t>
             </w:r>
           </w:p>
         </w:tc>
@@ -2905,7 +2905,7 @@
               <w:rPr>
                 <w:sz w:val="18"/>
               </w:rPr>
-              <w:t>-270円</w:t>
+              <w:t>-546円</w:t>
             </w:r>
           </w:p>
         </w:tc>
@@ -2935,7 +2935,7 @@
               <w:rPr>
                 <w:sz w:val="18"/>
               </w:rPr>
-              <w:t>6,868円</w:t>
+              <w:t>6,568円</w:t>
             </w:r>
           </w:p>
         </w:tc>
@@ -2949,7 +2949,7 @@
               <w:rPr>
                 <w:sz w:val="18"/>
               </w:rPr>
-              <w:t>+268円</w:t>
+              <w:t>-32円</w:t>
             </w:r>
           </w:p>
         </w:tc>
@@ -2961,7 +2961,7 @@
           <w:i/>
           <w:sz w:val="18"/>
         </w:rPr>
-        <w:t>※ 標準給付費（3年計）3,286,398千円、地域支援事業費191,749千円（年報 様式4 の令和6年度決算を3年度とも据え置いた）、補正後被保険者数9,798人、予定収納率99.35％による。**準備基金の保有額は令和5・6年度末とも12,000千円であり、35,000千円の取崩はこの残高では実行できない。**</w:t>
+        <w:t>※ 標準給付費（3年計）3,286,398千円、地域支援事業費191,749千円（年報 様式4 の令和6年度決算を3年度とも据え置いた）、補正後被保険者数10,245人、予定収納率99.35％による。**準備基金の保有額は令和5・6年度末とも12,000千円であり、35,000千円の取崩はこの残高では実行できない。**</w:t>
       </w:r>
     </w:p>
     <w:p>
@@ -2974,7 +2974,7 @@
     </w:p>
     <w:p>
       <w:r>
-        <w:t>手引き第4章2が求めるとおり、給付費の1％が月額に何円効くかを先に求めた。**小野町は給付費1％＝月額61.5円**（限界率21.85％＝負担割合23％＋調整交付金相当5％－見込交付割合6.148％）である。この基準により、意思決定に効く論点と誤差の範囲の論点を分けられる。</w:t>
+        <w:t>手引き第4章2が求めるとおり、給付費の1％が月額に何円効くかを先に求めた。**小野町は給付費1％＝月額58.8円**（限界率21.85％＝負担割合23％＋調整交付金相当5％－見込交付割合6.148％）である。この基準により、意思決定に効く論点と誤差の範囲の論点を分けられる。</w:t>
       </w:r>
     </w:p>
     <w:tbl>
@@ -3094,7 +3094,7 @@
               <w:rPr>
                 <w:sz w:val="18"/>
               </w:rPr>
-              <w:t>**+298円**</w:t>
+              <w:t>**+285円**</w:t>
             </w:r>
           </w:p>
         </w:tc>
@@ -3152,7 +3152,7 @@
               <w:rPr>
                 <w:sz w:val="18"/>
               </w:rPr>
-              <w:t>**▲281円**</w:t>
+              <w:t>**▲269円**</w:t>
             </w:r>
           </w:p>
         </w:tc>
@@ -3210,7 +3210,7 @@
               <w:rPr>
                 <w:sz w:val="18"/>
               </w:rPr>
-              <w:t>▲86円</w:t>
+              <w:t>▲82円</w:t>
             </w:r>
           </w:p>
         </w:tc>
@@ -3268,7 +3268,7 @@
               <w:rPr>
                 <w:sz w:val="18"/>
               </w:rPr>
-              <w:t>61.5円</w:t>
+              <w:t>58.8円</w:t>
             </w:r>
           </w:p>
         </w:tc>
@@ -3326,7 +3326,7 @@
               <w:rPr>
                 <w:sz w:val="18"/>
               </w:rPr>
-              <w:t>4.2円</w:t>
+              <w:t>4.0円</w:t>
             </w:r>
           </w:p>
         </w:tc>
@@ -3384,7 +3384,7 @@
               <w:rPr>
                 <w:sz w:val="18"/>
               </w:rPr>
-              <w:t>61.5円</w:t>
+              <w:t>58.8円</w:t>
             </w:r>
           </w:p>
         </w:tc>
@@ -3407,7 +3407,7 @@
     <w:p/>
     <w:p>
       <w:r>
-        <w:t>**保険料の水準を左右するのは、給付費の精度ではなく制度側の3つである。**第1号負担割合が1pt上がれば298円、調整交付金の見込交付割合が1pt下がれば281円動く。いずれも給付費5％分に相当する。見込量の精度を上げる労力より、この3つを確定させる方が効く。</w:t>
+        <w:t>**保険料の水準を左右するのは、給付費の精度ではなく制度側の3つである。**第1号負担割合が1pt上がれば285円、調整交付金の見込交付割合が1pt下がれば269円動く。いずれも給付費5％分に相当する。見込量の精度を上げる労力より、この3つを確定させる方が効く。</w:t>
       </w:r>
     </w:p>
     <w:p>
@@ -3751,7 +3751,7 @@
               <w:rPr>
                 <w:sz w:val="18"/>
               </w:rPr>
-              <w:t>**1ptで月額281円規模**</w:t>
+              <w:t>**1ptで月額269円規模**</w:t>
             </w:r>
           </w:p>
         </w:tc>
@@ -4133,7 +4133,7 @@
               <w:rPr>
                 <w:sz w:val="18"/>
               </w:rPr>
-              <w:t>1％で月額4.2円。3年計で約207,000千円の規模</w:t>
+              <w:t>1％で月額4.0円。3年計で約207,000千円の規模</w:t>
             </w:r>
           </w:p>
         </w:tc>
@@ -4191,7 +4191,7 @@
               <w:rPr>
                 <w:sz w:val="18"/>
               </w:rPr>
-              <w:t>**1,000万円で月額86円**</w:t>
+              <w:t>**1,000万円で月額82円**</w:t>
             </w:r>
           </w:p>
         </w:tc>
@@ -4235,7 +4235,7 @@
               <w:rPr>
                 <w:sz w:val="18"/>
               </w:rPr>
-              <w:t>第9期の補正係数は0.968だが、令和7年度実績では0.952。低所得段階の割合が上がっている</w:t>
+              <w:t>第9期の補正係数は0.974（補正後10,136人÷第1号10,409人）、令和7年度末の構成では0.996。**いずれも軽減前の標準割合による**</w:t>
             </w:r>
           </w:p>
         </w:tc>
@@ -4249,7 +4249,7 @@
               <w:rPr>
                 <w:sz w:val="18"/>
               </w:rPr>
-              <w:t>分母。補正係数0.016の差は月額約110円</w:t>
+              <w:t>分母。補正係数0.02の差は月額約130円</w:t>
             </w:r>
           </w:p>
         </w:tc>
@@ -4515,7 +4515,7 @@
               <w:rPr>
                 <w:sz w:val="18"/>
               </w:rPr>
-              <w:t>**1ptで月額298円**</w:t>
+              <w:t>**1ptで月額285円**</w:t>
             </w:r>
           </w:p>
         </w:tc>
@@ -4573,7 +4573,7 @@
               <w:rPr>
                 <w:sz w:val="18"/>
               </w:rPr>
-              <w:t>1％で月額61円。±1.5％を感度分析に併記済み</w:t>
+              <w:t>1％で月額59円。±1.5％を感度分析に併記済み</w:t>
             </w:r>
           </w:p>
         </w:tc>

--- a/小野町_引継ぎ_整理済/04_算定・見込量/小野町_第10期_見込量算定の方針と不足資料_20260915.docx
+++ b/小野町_引継ぎ_整理済/04_算定・見込量/小野町_第10期_見込量算定の方針と不足資料_20260915.docx
@@ -2165,7 +2165,7 @@
               <w:rPr>
                 <w:sz w:val="18"/>
               </w:rPr>
-              <w:t>**6,283円**</w:t>
+              <w:t>**6,231円**</w:t>
             </w:r>
           </w:p>
         </w:tc>
@@ -2179,7 +2179,7 @@
               <w:rPr>
                 <w:sz w:val="18"/>
               </w:rPr>
-              <w:t>差▲655円</w:t>
+              <w:t>差▲707円</w:t>
             </w:r>
           </w:p>
         </w:tc>
@@ -2715,7 +2715,7 @@
               <w:rPr>
                 <w:sz w:val="18"/>
               </w:rPr>
-              <w:t>**6,283円**</w:t>
+              <w:t>**6,231円**</w:t>
             </w:r>
           </w:p>
         </w:tc>
@@ -2729,7 +2729,7 @@
               <w:rPr>
                 <w:sz w:val="18"/>
               </w:rPr>
-              <w:t>-317円</w:t>
+              <w:t>-369円</w:t>
             </w:r>
           </w:p>
         </w:tc>
@@ -2759,7 +2759,7 @@
               <w:rPr>
                 <w:sz w:val="18"/>
               </w:rPr>
-              <w:t>6,185円</w:t>
+              <w:t>6,133円</w:t>
             </w:r>
           </w:p>
         </w:tc>
@@ -2773,7 +2773,7 @@
               <w:rPr>
                 <w:sz w:val="18"/>
               </w:rPr>
-              <w:t>-415円</w:t>
+              <w:t>-467円</w:t>
             </w:r>
           </w:p>
         </w:tc>
@@ -2803,7 +2803,7 @@
               <w:rPr>
                 <w:sz w:val="18"/>
               </w:rPr>
-              <w:t>5,997円</w:t>
+              <w:t>5,945円</w:t>
             </w:r>
           </w:p>
         </w:tc>
@@ -2817,7 +2817,7 @@
               <w:rPr>
                 <w:sz w:val="18"/>
               </w:rPr>
-              <w:t>-603円</w:t>
+              <w:t>-655円</w:t>
             </w:r>
           </w:p>
         </w:tc>
@@ -2847,7 +2847,7 @@
               <w:rPr>
                 <w:sz w:val="18"/>
               </w:rPr>
-              <w:t>6,592円</w:t>
+              <w:t>6,550円</w:t>
             </w:r>
           </w:p>
         </w:tc>
@@ -2861,7 +2861,7 @@
               <w:rPr>
                 <w:sz w:val="18"/>
               </w:rPr>
-              <w:t>-8円</w:t>
+              <w:t>-50円</w:t>
             </w:r>
           </w:p>
         </w:tc>
@@ -2891,7 +2891,7 @@
               <w:rPr>
                 <w:sz w:val="18"/>
               </w:rPr>
-              <w:t>6,054円</w:t>
+              <w:t>5,995円</w:t>
             </w:r>
           </w:p>
         </w:tc>
@@ -2905,7 +2905,7 @@
               <w:rPr>
                 <w:sz w:val="18"/>
               </w:rPr>
-              <w:t>-546円</w:t>
+              <w:t>-605円</w:t>
             </w:r>
           </w:p>
         </w:tc>
@@ -2935,7 +2935,7 @@
               <w:rPr>
                 <w:sz w:val="18"/>
               </w:rPr>
-              <w:t>6,568円</w:t>
+              <w:t>6,516円</w:t>
             </w:r>
           </w:p>
         </w:tc>
@@ -2949,7 +2949,7 @@
               <w:rPr>
                 <w:sz w:val="18"/>
               </w:rPr>
-              <w:t>-32円</w:t>
+              <w:t>-84円</w:t>
             </w:r>
           </w:p>
         </w:tc>
@@ -3152,7 +3152,7 @@
               <w:rPr>
                 <w:sz w:val="18"/>
               </w:rPr>
-              <w:t>**▲269円**</w:t>
+              <w:t>**▲278円**</w:t>
             </w:r>
           </w:p>
         </w:tc>
@@ -3326,7 +3326,7 @@
               <w:rPr>
                 <w:sz w:val="18"/>
               </w:rPr>
-              <w:t>4.0円</w:t>
+              <w:t>3.5円</w:t>
             </w:r>
           </w:p>
         </w:tc>
@@ -3407,7 +3407,7 @@
     <w:p/>
     <w:p>
       <w:r>
-        <w:t>**保険料の水準を左右するのは、給付費の精度ではなく制度側の3つである。**第1号負担割合が1pt上がれば285円、調整交付金の見込交付割合が1pt下がれば269円動く。いずれも給付費5％分に相当する。見込量の精度を上げる労力より、この3つを確定させる方が効く。</w:t>
+        <w:t>**保険料の水準を左右するのは、給付費の精度ではなく制度側の3つである。**第1号負担割合が1pt上がれば285円、調整交付金の見込交付割合が1pt下がれば278円動く。いずれも給付費5％分に相当する。見込量の精度を上げる労力より、この3つを確定させる方が効く。</w:t>
       </w:r>
     </w:p>
     <w:p>
@@ -3751,7 +3751,7 @@
               <w:rPr>
                 <w:sz w:val="18"/>
               </w:rPr>
-              <w:t>**1ptで月額269円規模**</w:t>
+              <w:t>**1ptで月額278円規模**</w:t>
             </w:r>
           </w:p>
         </w:tc>
@@ -4133,7 +4133,7 @@
               <w:rPr>
                 <w:sz w:val="18"/>
               </w:rPr>
-              <w:t>1％で月額4.0円。3年計で約207,000千円の規模</w:t>
+              <w:t>1％で月額3.5円。3年計で約207,000千円の規模</w:t>
             </w:r>
           </w:p>
         </w:tc>

--- a/小野町_引継ぎ_整理済/04_算定・見込量/小野町_第10期_見込量算定の方針と不足資料_20260915.docx
+++ b/小野町_引継ぎ_整理済/04_算定・見込量/小野町_第10期_見込量算定の方針と不足資料_20260915.docx
@@ -50,7 +50,7 @@
     </w:p>
     <w:p>
       <w:r>
-        <w:t>川崎町・金ケ崎町の第10期計画で到達している水準を確認し、社内で確立している『介護保険事業計画 サービス見込量算定の手引き』（令和8年9月。大雪地区広域連合の第10期で確立した手順を一般化したもの）の14手順を小野町に当てはめた。</w:t>
+        <w:t>他町村の案件2件の第10期計画で到達している水準を確認し、社内で確立している『介護保険事業計画 サービス見込量算定の手引き』（令和8年9月。他団体の第10期で確立した手順を一般化したもの）の14手順を小野町に当てはめた。</w:t>
       </w:r>
     </w:p>
     <w:p>
@@ -68,7 +68,7 @@
         <w:pStyle w:val="Heading1"/>
       </w:pPr>
       <w:r>
-        <w:t>2　川崎町・金ケ崎町で確立している方法</w:t>
+        <w:t>2　他町村の案件2件で確立している方法</w:t>
       </w:r>
     </w:p>
     <w:p>
@@ -148,7 +148,7 @@
               <w:rPr>
                 <w:sz w:val="18"/>
               </w:rPr>
-              <w:t>川崎町</w:t>
+              <w:t>他町村の案件①</w:t>
             </w:r>
           </w:p>
         </w:tc>
@@ -192,7 +192,7 @@
               <w:rPr>
                 <w:sz w:val="18"/>
               </w:rPr>
-              <w:t>川崎町</w:t>
+              <w:t>他町村の案件①</w:t>
             </w:r>
           </w:p>
         </w:tc>
@@ -236,7 +236,7 @@
               <w:rPr>
                 <w:sz w:val="18"/>
               </w:rPr>
-              <w:t>川崎町</w:t>
+              <w:t>他町村の案件①</w:t>
             </w:r>
           </w:p>
         </w:tc>
@@ -280,7 +280,7 @@
               <w:rPr>
                 <w:sz w:val="18"/>
               </w:rPr>
-              <w:t>川崎町</w:t>
+              <w:t>他町村の案件①</w:t>
             </w:r>
           </w:p>
         </w:tc>
@@ -324,7 +324,7 @@
               <w:rPr>
                 <w:sz w:val="18"/>
               </w:rPr>
-              <w:t>金ケ崎町</w:t>
+              <w:t>他町村の案件②</w:t>
             </w:r>
           </w:p>
         </w:tc>
@@ -368,7 +368,7 @@
               <w:rPr>
                 <w:sz w:val="18"/>
               </w:rPr>
-              <w:t>金ケ崎町</w:t>
+              <w:t>他町村の案件②</w:t>
             </w:r>
           </w:p>
         </w:tc>
@@ -412,7 +412,7 @@
               <w:rPr>
                 <w:sz w:val="18"/>
               </w:rPr>
-              <w:t>金ケ崎町</w:t>
+              <w:t>他町村の案件②</w:t>
             </w:r>
           </w:p>
         </w:tc>
@@ -456,7 +456,7 @@
               <w:rPr>
                 <w:sz w:val="18"/>
               </w:rPr>
-              <w:t>金ケ崎町</w:t>
+              <w:t>他町村の案件②</w:t>
             </w:r>
           </w:p>
         </w:tc>
@@ -702,7 +702,7 @@
               <w:rPr>
                 <w:sz w:val="18"/>
               </w:rPr>
-              <w:t>年報は令和3〜7年度がいずれも12か月。国保連月報は令和8年7月審査分まで。**川崎町・金ケ崎町では見える化の令和8年度が1か月ないし公表時点データであったが、小野町は年報を直接使っているためこの問題は生じていない**</w:t>
+              <w:t>年報は令和3〜7年度がいずれも12か月。国保連月報は令和8年7月審査分まで。**他町村の案件2件では見える化の令和8年度が1か月ないし公表時点データであったが、小野町は年報を直接使っているためこの問題は生じていない**</w:t>
             </w:r>
           </w:p>
         </w:tc>
@@ -1839,7 +1839,7 @@
     <w:p/>
     <w:p>
       <w:r>
-        <w:t>**川崎町・金ケ崎町では、システムの出力が先にあり、それを検証する側の資料を後から作った。小野町は順序が逆で、検証する側が先にできている。**これは有利に働く。システムの推計を受け取ったとき、基準年度・伸びの窓・0落ちの有無をただちに突き合わせられる。</w:t>
+        <w:t>**他町村の案件2件では、システムの出力が先にあり、それを検証する側の資料を後から作った。小野町は順序が逆で、検証する側が先にできている。**これは有利に働く。システムの推計を受け取ったとき、基準年度・伸びの窓・0落ちの有無をただちに突き合わせられる。</w:t>
       </w:r>
     </w:p>
     <w:p>
@@ -1872,7 +1872,7 @@
     </w:p>
     <w:p>
       <w:r>
-        <w:t>金ケ崎町で確立した5式に照らし、9月9日にお示しした保険料の試算に2つの誤りがあることが分かった。訂正する。</w:t>
+        <w:t>他町村の案件②で確立した5式に照らし、9月9日にお示しした保険料の試算に2つの誤りがあることが分かった。訂正する。</w:t>
       </w:r>
     </w:p>
     <w:tbl>
@@ -2063,7 +2063,7 @@
               <w:rPr>
                 <w:sz w:val="18"/>
               </w:rPr>
-              <w:t>第9期計画の公表値から逆算した小野町の実績値。後期高齢者加入割合が高く低所得層が厚い保険者は5％を上回る。**基数は標準給付費見込額のみで、調整交付金相当額（5％）とは非対称**（川崎町の第9期将来推計総括表で確認した見える化システムの算式）</w:t>
+              <w:t>第9期計画の公表値から逆算した小野町の実績値。後期高齢者加入割合が高く低所得層が厚い保険者は5％を上回る。**基数は標準給付費見込額のみで、調整交付金相当額（5％）とは非対称**（他町村の案件①の第9期将来推計総括表で確認した見える化システムの算式）</w:t>
             </w:r>
           </w:p>
         </w:tc>
@@ -3621,7 +3621,7 @@
               <w:rPr>
                 <w:sz w:val="18"/>
               </w:rPr>
-              <w:t>令和8年度が何か月分かの確定。川崎町では令和8年5月の1か月だった</w:t>
+              <w:t>令和8年度が何か月分かの確定。他町村の案件①では令和8年5月の1か月だった</w:t>
             </w:r>
           </w:p>
         </w:tc>
@@ -3795,7 +3795,7 @@
               <w:rPr>
                 <w:sz w:val="18"/>
               </w:rPr>
-              <w:t>推計の中身を追えるようにする。金ケ崎町は受領済み</w:t>
+              <w:t>推計の中身を追えるようにする。他町村の案件でも同じ様式を受け取っている</w:t>
             </w:r>
           </w:p>
         </w:tc>
@@ -4617,7 +4617,7 @@
               <w:rPr>
                 <w:sz w:val="18"/>
               </w:rPr>
-              <w:t>利用者負担の見直し・特定入所者介護サービス費の制度改正の財政影響。金ケ崎町の第10期ワークシートではいずれも1（影響なし）のまま</w:t>
+              <w:t>利用者負担の見直し・特定入所者介護サービス費の制度改正の財政影響。他町村の案件でも第10期ワークシートはいずれも1（影響なし）のまま</w:t>
             </w:r>
           </w:p>
         </w:tc>
@@ -5041,7 +5041,7 @@
               <w:rPr>
                 <w:sz w:val="18"/>
               </w:rPr>
-              <w:t>**推計パターンを作る前に、施策反映の3画面を編集しないことを町と共有する。**一度編集すると自然体推計に戻せない（川崎町の事例）</w:t>
+              <w:t>**推計パターンを作る前に、施策反映の3画面を編集しないことを町と共有する。**一度編集すると自然体推計に戻せない（他町村の案件①の事例）</w:t>
             </w:r>
           </w:p>
         </w:tc>

--- a/小野町_引継ぎ_整理済/04_算定・見込量/小野町_第10期_見込量算定の方針と不足資料_20260915.docx
+++ b/小野町_引継ぎ_整理済/04_算定・見込量/小野町_第10期_見込量算定の方針と不足資料_20260915.docx
@@ -2745,7 +2745,7 @@
               <w:rPr>
                 <w:sz w:val="18"/>
               </w:rPr>
-              <w:t>同上・準備基金12,000千円を全額取崩</w:t>
+              <w:t>同上・準備基金105,000千円を取崩（令和8年度末見込の半分）</w:t>
             </w:r>
           </w:p>
         </w:tc>
@@ -2759,7 +2759,7 @@
               <w:rPr>
                 <w:sz w:val="18"/>
               </w:rPr>
-              <w:t>6,133円</w:t>
+              <w:t>5,371円</w:t>
             </w:r>
           </w:p>
         </w:tc>
@@ -2773,7 +2773,51 @@
               <w:rPr>
                 <w:sz w:val="18"/>
               </w:rPr>
-              <w:t>-467円</w:t>
+              <w:t>-1,229円</w:t>
+            </w:r>
+          </w:p>
+        </w:tc>
+      </w:tr>
+      <w:tr>
+        <w:tc>
+          <w:tcPr>
+            <w:tcW w:type="dxa" w:w="2880"/>
+          </w:tcPr>
+          <w:p>
+            <w:r/>
+            <w:r>
+              <w:rPr>
+                <w:sz w:val="18"/>
+              </w:rPr>
+              <w:t>同上・準備基金210,000千円を全額取崩</w:t>
+            </w:r>
+          </w:p>
+        </w:tc>
+        <w:tc>
+          <w:tcPr>
+            <w:tcW w:type="dxa" w:w="2880"/>
+          </w:tcPr>
+          <w:p>
+            <w:r/>
+            <w:r>
+              <w:rPr>
+                <w:sz w:val="18"/>
+              </w:rPr>
+              <w:t>4,512円</w:t>
+            </w:r>
+          </w:p>
+        </w:tc>
+        <w:tc>
+          <w:tcPr>
+            <w:tcW w:type="dxa" w:w="2880"/>
+          </w:tcPr>
+          <w:p>
+            <w:r/>
+            <w:r>
+              <w:rPr>
+                <w:sz w:val="18"/>
+              </w:rPr>
+              <w:t>-2,088円</w:t>
             </w:r>
           </w:p>
         </w:tc>
@@ -2961,7 +3005,7 @@
           <w:i/>
           <w:sz w:val="18"/>
         </w:rPr>
-        <w:t>※ 標準給付費（3年計）3,286,398千円、地域支援事業費191,749千円（年報 様式4 の令和6年度決算を3年度とも据え置いた）、補正後被保険者数10,245人、予定収納率99.35％による。**準備基金の保有額は令和5・6年度末とも12,000千円であり、35,000千円の取崩はこの残高では実行できない。**</w:t>
+        <w:t>※ 標準給付費（3年計）3,286,398千円、地域支援事業費191,749千円（年報 様式4 の令和6年度決算を3年度とも据え置いた）、補正後被保険者数10,245人、予定収納率99.35％による。**準備基金の残高は令和5年度末120,000千円（町の財務書類）、令和8年度末見込210,000千円であり、35,000千円の取崩は残高の範囲内で実行できる。**</w:t>
       </w:r>
     </w:p>
     <w:p>
@@ -3224,7 +3268,7 @@
               <w:rPr>
                 <w:sz w:val="18"/>
               </w:rPr>
-              <w:t>残高の確認が前提。保有額は12,000千円</w:t>
+              <w:t>取崩額は町と協議会で決める。令和8年度末見込210,000千円</w:t>
             </w:r>
           </w:p>
         </w:tc>
@@ -4163,7 +4207,7 @@
               <w:rPr>
                 <w:sz w:val="18"/>
               </w:rPr>
-              <w:t>介護給付費準備基金の残高と取崩実績（**依頼票S3**）</w:t>
+              <w:t>介護給付費準備基金の令和7年度末の残高（**依頼票S3**）</w:t>
             </w:r>
           </w:p>
         </w:tc>
@@ -4177,7 +4221,7 @@
               <w:rPr>
                 <w:sz w:val="18"/>
               </w:rPr>
-              <w:t>令和4年度末120,000千円が令和5・6年度末に12,000千円へ1桁減っている</w:t>
+              <w:t>令和5年度末120,000千円は町の財務書類で確認済み。年報 様式4 の保有額は財務書類と合わない</w:t>
             </w:r>
           </w:p>
         </w:tc>

--- a/小野町_引継ぎ_整理済/04_算定・見込量/小野町_第10期_見込量算定の方針と不足資料_20260915.docx
+++ b/小野町_引継ぎ_整理済/04_算定・見込量/小野町_第10期_見込量算定の方針と不足資料_20260915.docx
@@ -60,7 +60,7 @@
     </w:p>
     <w:p>
       <w:r>
-        <w:t>本書は、①両町で確立している方法、②14手順に対する小野町の判定、③システムに投入するために足りない資料、④保険料算定の訂正を述べる。</w:t>
+        <w:t>本書は、①両町で確立している方法、②14手順に対する小野町の判定、③システムに投入するために足りない資料、④保険料基準額の算定を述べる。</w:t>
       </w:r>
     </w:p>
     <w:p>
@@ -1867,12 +1867,12 @@
         <w:pStyle w:val="Heading1"/>
       </w:pPr>
       <w:r>
-        <w:t>5　保険料算定の訂正</w:t>
+        <w:t>5　保険料基準額の算定</w:t>
       </w:r>
     </w:p>
     <w:p>
       <w:r>
-        <w:t>他町村の案件②で確立した5式に照らし、9月9日にお示しした保険料の試算に2つの誤りがあることが分かった。訂正する。</w:t>
+        <w:t>他町村の案件②で確立した5式により、保険料基準額を次の前提で算定する。</w:t>
       </w:r>
     </w:p>
     <w:tbl>
@@ -1882,15 +1882,14 @@
         <w:tblLook w:firstColumn="1" w:firstRow="1" w:lastColumn="0" w:lastRow="0" w:noHBand="0" w:noVBand="1" w:val="04A0"/>
       </w:tblPr>
       <w:tblGrid>
-        <w:gridCol w:w="2160"/>
-        <w:gridCol w:w="2160"/>
-        <w:gridCol w:w="2160"/>
-        <w:gridCol w:w="2160"/>
+        <w:gridCol w:w="2880"/>
+        <w:gridCol w:w="2880"/>
+        <w:gridCol w:w="2880"/>
       </w:tblGrid>
       <w:tr>
         <w:tc>
           <w:tcPr>
-            <w:tcW w:type="dxa" w:w="2160"/>
+            <w:tcW w:type="dxa" w:w="2880"/>
           </w:tcPr>
           <w:p>
             <w:r/>
@@ -1905,7 +1904,7 @@
         </w:tc>
         <w:tc>
           <w:tcPr>
-            <w:tcW w:type="dxa" w:w="2160"/>
+            <w:tcW w:type="dxa" w:w="2880"/>
           </w:tcPr>
           <w:p>
             <w:r/>
@@ -1915,13 +1914,13 @@
                 <w:b/>
                 <w:sz w:val="18"/>
               </w:rPr>
-              <w:t>9月9日の試算</w:t>
-            </w:r>
-          </w:p>
-        </w:tc>
-        <w:tc>
-          <w:tcPr>
-            <w:tcW w:type="dxa" w:w="2160"/>
+              <w:t>算定の前提</w:t>
+            </w:r>
+          </w:p>
+        </w:tc>
+        <w:tc>
+          <w:tcPr>
+            <w:tcW w:type="dxa" w:w="2880"/>
           </w:tcPr>
           <w:p>
             <w:r/>
@@ -1931,22 +1930,6 @@
                 <w:b/>
                 <w:sz w:val="18"/>
               </w:rPr>
-              <w:t>訂正後</w:t>
-            </w:r>
-          </w:p>
-        </w:tc>
-        <w:tc>
-          <w:tcPr>
-            <w:tcW w:type="dxa" w:w="2160"/>
-          </w:tcPr>
-          <w:p>
-            <w:r/>
-            <w:r>
-              <w:rPr>
-                <w:rFonts w:ascii="游ゴシック" w:hAnsi="游ゴシック" w:eastAsia="游ゴシック"/>
-                <w:b/>
-                <w:sz w:val="18"/>
-              </w:rPr>
               <w:t>理由</w:t>
             </w:r>
           </w:p>
@@ -1955,7 +1938,7 @@
       <w:tr>
         <w:tc>
           <w:tcPr>
-            <w:tcW w:type="dxa" w:w="2160"/>
+            <w:tcW w:type="dxa" w:w="2880"/>
           </w:tcPr>
           <w:p>
             <w:r/>
@@ -1969,21 +1952,7 @@
         </w:tc>
         <w:tc>
           <w:tcPr>
-            <w:tcW w:type="dxa" w:w="2160"/>
-          </w:tcPr>
-          <w:p>
-            <w:r/>
-            <w:r>
-              <w:rPr>
-                <w:sz w:val="18"/>
-              </w:rPr>
-              <w:t>総費用額×5％</w:t>
-            </w:r>
-          </w:p>
-        </w:tc>
-        <w:tc>
-          <w:tcPr>
-            <w:tcW w:type="dxa" w:w="2160"/>
+            <w:tcW w:type="dxa" w:w="2880"/>
           </w:tcPr>
           <w:p>
             <w:r/>
@@ -1997,7 +1966,7 @@
         </w:tc>
         <w:tc>
           <w:tcPr>
-            <w:tcW w:type="dxa" w:w="2160"/>
+            <w:tcW w:type="dxa" w:w="2880"/>
           </w:tcPr>
           <w:p>
             <w:r/>
@@ -2013,7 +1982,7 @@
       <w:tr>
         <w:tc>
           <w:tcPr>
-            <w:tcW w:type="dxa" w:w="2160"/>
+            <w:tcW w:type="dxa" w:w="2880"/>
           </w:tcPr>
           <w:p>
             <w:r/>
@@ -2027,21 +1996,7 @@
         </w:tc>
         <w:tc>
           <w:tcPr>
-            <w:tcW w:type="dxa" w:w="2160"/>
-          </w:tcPr>
-          <w:p>
-            <w:r/>
-            <w:r>
-              <w:rPr>
-                <w:sz w:val="18"/>
-              </w:rPr>
-              <w:t>相当額と同額（標準の5％が全額交付されるものと仮定）</w:t>
-            </w:r>
-          </w:p>
-        </w:tc>
-        <w:tc>
-          <w:tcPr>
-            <w:tcW w:type="dxa" w:w="2160"/>
+            <w:tcW w:type="dxa" w:w="2880"/>
           </w:tcPr>
           <w:p>
             <w:r/>
@@ -2055,7 +2010,7 @@
         </w:tc>
         <w:tc>
           <w:tcPr>
-            <w:tcW w:type="dxa" w:w="2160"/>
+            <w:tcW w:type="dxa" w:w="2880"/>
           </w:tcPr>
           <w:p>
             <w:r/>
@@ -2071,7 +2026,7 @@
       <w:tr>
         <w:tc>
           <w:tcPr>
-            <w:tcW w:type="dxa" w:w="2160"/>
+            <w:tcW w:type="dxa" w:w="2880"/>
           </w:tcPr>
           <w:p>
             <w:r/>
@@ -2085,21 +2040,7 @@
         </w:tc>
         <w:tc>
           <w:tcPr>
-            <w:tcW w:type="dxa" w:w="2160"/>
-          </w:tcPr>
-          <w:p>
-            <w:r/>
-            <w:r>
-              <w:rPr>
-                <w:sz w:val="18"/>
-              </w:rPr>
-              <w:t>令和7年度末の所得段階別実績を3倍（9,838人）</w:t>
-            </w:r>
-          </w:p>
-        </w:tc>
-        <w:tc>
-          <w:tcPr>
-            <w:tcW w:type="dxa" w:w="2160"/>
+            <w:tcW w:type="dxa" w:w="2880"/>
           </w:tcPr>
           <w:p>
             <w:r/>
@@ -2113,15 +2054,15 @@
         </w:tc>
         <w:tc>
           <w:tcPr>
-            <w:tcW w:type="dxa" w:w="2160"/>
-          </w:tcPr>
-          <w:p>
-            <w:r/>
-            <w:r>
-              <w:rPr>
-                <w:sz w:val="18"/>
-              </w:rPr>
-              <w:t>実績をそのまま3倍すると計画期間の人口減が落ちる</w:t>
+            <w:tcW w:type="dxa" w:w="2880"/>
+          </w:tcPr>
+          <w:p>
+            <w:r/>
+            <w:r>
+              <w:rPr>
+                <w:sz w:val="18"/>
+              </w:rPr>
+              <w:t>計画期間の人口減を反映するため</w:t>
             </w:r>
           </w:p>
         </w:tc>
@@ -2129,7 +2070,7 @@
       <w:tr>
         <w:tc>
           <w:tcPr>
-            <w:tcW w:type="dxa" w:w="2160"/>
+            <w:tcW w:type="dxa" w:w="2880"/>
           </w:tcPr>
           <w:p>
             <w:r/>
@@ -2143,21 +2084,7 @@
         </w:tc>
         <w:tc>
           <w:tcPr>
-            <w:tcW w:type="dxa" w:w="2160"/>
-          </w:tcPr>
-          <w:p>
-            <w:r/>
-            <w:r>
-              <w:rPr>
-                <w:sz w:val="18"/>
-              </w:rPr>
-              <w:t>6,938円</w:t>
-            </w:r>
-          </w:p>
-        </w:tc>
-        <w:tc>
-          <w:tcPr>
-            <w:tcW w:type="dxa" w:w="2160"/>
+            <w:tcW w:type="dxa" w:w="2880"/>
           </w:tcPr>
           <w:p>
             <w:r/>
@@ -2171,15 +2098,15 @@
         </w:tc>
         <w:tc>
           <w:tcPr>
-            <w:tcW w:type="dxa" w:w="2160"/>
-          </w:tcPr>
-          <w:p>
-            <w:r/>
-            <w:r>
-              <w:rPr>
-                <w:sz w:val="18"/>
-              </w:rPr>
-              <w:t>差▲707円</w:t>
+            <w:tcW w:type="dxa" w:w="2880"/>
+          </w:tcPr>
+          <w:p>
+            <w:r/>
+            <w:r>
+              <w:rPr>
+                <w:sz w:val="18"/>
+              </w:rPr>
+              <w:t>上の前提による</w:t>
             </w:r>
           </w:p>
         </w:tc>
@@ -2626,7 +2553,7 @@
         <w:pStyle w:val="Heading2"/>
       </w:pPr>
       <w:r>
-        <w:t>(2)　訂正後の保険料基準額</w:t>
+        <w:t>(2)　保険料基準額</w:t>
       </w:r>
     </w:p>
     <w:tbl>

--- a/小野町_引継ぎ_整理済/04_算定・見込量/小野町_第10期_見込量算定の方針と不足資料_20260915.docx
+++ b/小野町_引継ぎ_整理済/04_算定・見込量/小野町_第10期_見込量算定の方針と不足資料_20260915.docx
@@ -396,7 +396,7 @@
               <w:rPr>
                 <w:sz w:val="18"/>
               </w:rPr>
-              <w:t>**小野町も第9期の公表値から逆算でき、見込交付割合は6.148％であった**（第5章）。第10期のFとGは見える化の係数シートで確認する</w:t>
+              <w:t>**小野町はこの式により、見込交付割合を5.533％と置いている**（第5章）。第10期のFとGは見える化の係数シートで確認する</w:t>
             </w:r>
           </w:p>
         </w:tc>
@@ -440,7 +440,7 @@
               <w:rPr>
                 <w:sz w:val="18"/>
               </w:rPr>
-              <w:t>小野町でも23％で置いている。**1ptで月額285円。**第1期17％から3年ごとに1ptずつ上がってきており、24％となる可能性がある</w:t>
+              <w:t>小野町でも23％で置いている。**1ptで月額269円。**第1期17％から3年ごとに1ptずつ上がってきており、24％となる可能性がある</w:t>
             </w:r>
           </w:p>
         </w:tc>
@@ -2004,7 +2004,7 @@
               <w:rPr>
                 <w:sz w:val="18"/>
               </w:rPr>
-              <w:t>**標準給付費×6.148％**</w:t>
+              <w:t>**（標準給付費＋総合事業費）×5.533％**</w:t>
             </w:r>
           </w:p>
         </w:tc>
@@ -2018,7 +2018,7 @@
               <w:rPr>
                 <w:sz w:val="18"/>
               </w:rPr>
-              <w:t>第9期計画の公表値から逆算した小野町の実績値。後期高齢者加入割合が高く低所得層が厚い保険者は5％を上回る。**基数は標準給付費見込額のみで、調整交付金相当額（5％）とは非対称**（他町村の案件①の第9期将来推計総括表で確認した見える化システムの算式）</w:t>
+              <w:t>見込交付割合＝（23％＋5％）－23％×後期高齢者加入割合補正係数×所得段階別加入割合補正係数（第10期3年の平均）。後期高齢者加入割合が高く低所得層が厚い保険者は5％を上回る。**基数は調整交付金相当額（5％）と同じ**</w:t>
             </w:r>
           </w:p>
         </w:tc>
@@ -2048,7 +2048,7 @@
               <w:rPr>
                 <w:sz w:val="18"/>
               </w:rPr>
-              <w:t>**令和7年度末の構成比を第10期3年分の第1号被保険者数10,285人に当てる（10,245人）**</w:t>
+              <w:t>**令和7年度末の構成比を第10期3年分の第1号被保険者数10,284人に当てる（10,245人）**</w:t>
             </w:r>
           </w:p>
         </w:tc>
@@ -2092,7 +2092,7 @@
               <w:rPr>
                 <w:sz w:val="18"/>
               </w:rPr>
-              <w:t>**6,231円**</w:t>
+              <w:t>**6,053円**</w:t>
             </w:r>
           </w:p>
         </w:tc>
@@ -2118,12 +2118,12 @@
         <w:pStyle w:val="Heading2"/>
       </w:pPr>
       <w:r>
-        <w:t>(1)　第9期の公表値からの逆算</w:t>
+        <w:t>(1)　調整交付金見込交付割合</w:t>
       </w:r>
     </w:p>
     <w:p>
       <w:r>
-        <w:t>第9期計画に記載された標準給付費・地域支援事業費・保険料収納必要額から、小野町の調整交付金見込交付割合を逆算できる。</w:t>
+        <w:t>見込交付割合は、後期高齢者加入割合補正係数と所得段階別加入割合補正係数から算式で求める。</w:t>
       </w:r>
     </w:p>
     <w:tbl>
@@ -2165,7 +2165,7 @@
                 <w:b/>
                 <w:sz w:val="18"/>
               </w:rPr>
-              <w:t>式</w:t>
+              <w:t>値</w:t>
             </w:r>
           </w:p>
         </w:tc>
@@ -2181,7 +2181,7 @@
                 <w:b/>
                 <w:sz w:val="18"/>
               </w:rPr>
-              <w:t>値（千円）</w:t>
+              <w:t>出所</w:t>
             </w:r>
           </w:p>
         </w:tc>
@@ -2197,7 +2197,7 @@
               <w:rPr>
                 <w:sz w:val="18"/>
               </w:rPr>
-              <w:t>① 標準給付費見込額（3年計）</w:t>
+              <w:t>第1号被保険者負担割合</w:t>
             </w:r>
           </w:p>
         </w:tc>
@@ -2211,7 +2211,7 @@
               <w:rPr>
                 <w:sz w:val="18"/>
               </w:rPr>
-              <w:t>第9期計画本文</w:t>
+              <w:t>23％</w:t>
             </w:r>
           </w:p>
         </w:tc>
@@ -2225,7 +2225,7 @@
               <w:rPr>
                 <w:sz w:val="18"/>
               </w:rPr>
-              <w:t>3,566,486</w:t>
+              <w:t>第9期と同じ。第10期の政令を確認する</w:t>
             </w:r>
           </w:p>
         </w:tc>
@@ -2241,7 +2241,7 @@
               <w:rPr>
                 <w:sz w:val="18"/>
               </w:rPr>
-              <w:t>② 地域支援事業費（3年計）</w:t>
+              <w:t>後期高齢者加入割合補正係数</w:t>
             </w:r>
           </w:p>
         </w:tc>
@@ -2255,7 +2255,7 @@
               <w:rPr>
                 <w:sz w:val="18"/>
               </w:rPr>
-              <w:t>第9期計画本文</w:t>
+              <w:t>令和9年度 0.9558／令和10年度 0.9802／令和11年度 1.0065</w:t>
             </w:r>
           </w:p>
         </w:tc>
@@ -2269,7 +2269,7 @@
               <w:rPr>
                 <w:sz w:val="18"/>
               </w:rPr>
-              <w:t>207,260</w:t>
+              <w:t>見える化ワークシート「5_保険料推計」</w:t>
             </w:r>
           </w:p>
         </w:tc>
@@ -2285,7 +2285,7 @@
               <w:rPr>
                 <w:sz w:val="18"/>
               </w:rPr>
-              <w:t>③ うち総合事業費（3年計）</w:t>
+              <w:t>所得段階別加入割合補正係数</w:t>
             </w:r>
           </w:p>
         </w:tc>
@@ -2299,7 +2299,7 @@
               <w:rPr>
                 <w:sz w:val="18"/>
               </w:rPr>
-              <w:t>第9期計画本文</w:t>
+              <w:t>0.9959</w:t>
             </w:r>
           </w:p>
         </w:tc>
@@ -2313,7 +2313,7 @@
               <w:rPr>
                 <w:sz w:val="18"/>
               </w:rPr>
-              <w:t>110,960</w:t>
+              <w:t>令和7年度末の所得段階別構成（年報 様式1）に標準割合を当てたもの</w:t>
             </w:r>
           </w:p>
         </w:tc>
@@ -2329,7 +2329,7 @@
               <w:rPr>
                 <w:sz w:val="18"/>
               </w:rPr>
-              <w:t>④ 第1号被保険者負担分相当額</w:t>
+              <w:t>見込交付割合（3年の平均）</w:t>
             </w:r>
           </w:p>
         </w:tc>
@@ -2343,7 +2343,7 @@
               <w:rPr>
                 <w:sz w:val="18"/>
               </w:rPr>
-              <w:t>（①＋②）×23％</w:t>
+              <w:t>**5.533％**</w:t>
             </w:r>
           </w:p>
         </w:tc>
@@ -2357,183 +2357,7 @@
               <w:rPr>
                 <w:sz w:val="18"/>
               </w:rPr>
-              <w:t>867,962</w:t>
-            </w:r>
-          </w:p>
-        </w:tc>
-      </w:tr>
-      <w:tr>
-        <w:tc>
-          <w:tcPr>
-            <w:tcW w:type="dxa" w:w="2880"/>
-          </w:tcPr>
-          <w:p>
-            <w:r/>
-            <w:r>
-              <w:rPr>
-                <w:sz w:val="18"/>
-              </w:rPr>
-              <w:t>⑤ 調整交付金相当額</w:t>
-            </w:r>
-          </w:p>
-        </w:tc>
-        <w:tc>
-          <w:tcPr>
-            <w:tcW w:type="dxa" w:w="2880"/>
-          </w:tcPr>
-          <w:p>
-            <w:r/>
-            <w:r>
-              <w:rPr>
-                <w:sz w:val="18"/>
-              </w:rPr>
-              <w:t>（①＋③）×5％</w:t>
-            </w:r>
-          </w:p>
-        </w:tc>
-        <w:tc>
-          <w:tcPr>
-            <w:tcW w:type="dxa" w:w="2880"/>
-          </w:tcPr>
-          <w:p>
-            <w:r/>
-            <w:r>
-              <w:rPr>
-                <w:sz w:val="18"/>
-              </w:rPr>
-              <w:t>183,872</w:t>
-            </w:r>
-          </w:p>
-        </w:tc>
-      </w:tr>
-      <w:tr>
-        <w:tc>
-          <w:tcPr>
-            <w:tcW w:type="dxa" w:w="2880"/>
-          </w:tcPr>
-          <w:p>
-            <w:r/>
-            <w:r>
-              <w:rPr>
-                <w:sz w:val="18"/>
-              </w:rPr>
-              <w:t>⑥ 保険料収納必要額</w:t>
-            </w:r>
-          </w:p>
-        </w:tc>
-        <w:tc>
-          <w:tcPr>
-            <w:tcW w:type="dxa" w:w="2880"/>
-          </w:tcPr>
-          <w:p>
-            <w:r/>
-            <w:r>
-              <w:rPr>
-                <w:sz w:val="18"/>
-              </w:rPr>
-              <w:t>第9期計画本文</w:t>
-            </w:r>
-          </w:p>
-        </w:tc>
-        <w:tc>
-          <w:tcPr>
-            <w:tcW w:type="dxa" w:w="2880"/>
-          </w:tcPr>
-          <w:p>
-            <w:r/>
-            <w:r>
-              <w:rPr>
-                <w:sz w:val="18"/>
-              </w:rPr>
-              <w:t>832,562</w:t>
-            </w:r>
-          </w:p>
-        </w:tc>
-      </w:tr>
-      <w:tr>
-        <w:tc>
-          <w:tcPr>
-            <w:tcW w:type="dxa" w:w="2880"/>
-          </w:tcPr>
-          <w:p>
-            <w:r/>
-            <w:r>
-              <w:rPr>
-                <w:sz w:val="18"/>
-              </w:rPr>
-              <w:t>⑦ 調整交付金見込額</w:t>
-            </w:r>
-          </w:p>
-        </w:tc>
-        <w:tc>
-          <w:tcPr>
-            <w:tcW w:type="dxa" w:w="2880"/>
-          </w:tcPr>
-          <w:p>
-            <w:r/>
-            <w:r>
-              <w:rPr>
-                <w:sz w:val="18"/>
-              </w:rPr>
-              <w:t>④＋⑤－⑥</w:t>
-            </w:r>
-          </w:p>
-        </w:tc>
-        <w:tc>
-          <w:tcPr>
-            <w:tcW w:type="dxa" w:w="2880"/>
-          </w:tcPr>
-          <w:p>
-            <w:r/>
-            <w:r>
-              <w:rPr>
-                <w:sz w:val="18"/>
-              </w:rPr>
-              <w:t>219,272</w:t>
-            </w:r>
-          </w:p>
-        </w:tc>
-      </w:tr>
-      <w:tr>
-        <w:tc>
-          <w:tcPr>
-            <w:tcW w:type="dxa" w:w="2880"/>
-          </w:tcPr>
-          <w:p>
-            <w:r/>
-            <w:r>
-              <w:rPr>
-                <w:sz w:val="18"/>
-              </w:rPr>
-              <w:t>⑧ 見込交付割合</w:t>
-            </w:r>
-          </w:p>
-        </w:tc>
-        <w:tc>
-          <w:tcPr>
-            <w:tcW w:type="dxa" w:w="2880"/>
-          </w:tcPr>
-          <w:p>
-            <w:r/>
-            <w:r>
-              <w:rPr>
-                <w:sz w:val="18"/>
-              </w:rPr>
-              <w:t>⑦÷①（基数に③を含めない）</w:t>
-            </w:r>
-          </w:p>
-        </w:tc>
-        <w:tc>
-          <w:tcPr>
-            <w:tcW w:type="dxa" w:w="2880"/>
-          </w:tcPr>
-          <w:p>
-            <w:r/>
-            <w:r>
-              <w:rPr>
-                <w:sz w:val="18"/>
-              </w:rPr>
-              <w:t>**6.148％**（標準は5.000％）</w:t>
+              <w:t>上の算式による</w:t>
             </w:r>
           </w:p>
         </w:tc>
@@ -2545,7 +2369,7 @@
           <w:i/>
           <w:sz w:val="18"/>
         </w:rPr>
-        <w:t>※ 検算：⑥を予定収納率99.40％で割った賦課総額837,588千円を、第9期の算定値（月額6,886円）で割り戻すと補正後被保険者数10,136人となる。第9期の第1号被保険者数（3年計で約10,470人）に対し補正係数0.968にあたり、整合している。</w:t>
+        <w:t>※ 第9期計画の公表値（調整交付金見込額216,070千円÷標準給付費見込額3,566,486千円＝6.058％）に、同計画の補正係数0.974を当てると後期高齢者加入割合補正係数は0.980となり、算式と整合する。</w:t>
       </w:r>
     </w:p>
     <w:p>
@@ -2628,7 +2452,7 @@
               <w:rPr>
                 <w:sz w:val="18"/>
               </w:rPr>
-              <w:t>調整交付金6.148％・基金取崩なし</w:t>
+              <w:t>見込交付割合5.533％・基金取崩なし（素案と同じ標準ケース）</w:t>
             </w:r>
           </w:p>
         </w:tc>
@@ -2642,7 +2466,7 @@
               <w:rPr>
                 <w:sz w:val="18"/>
               </w:rPr>
-              <w:t>**6,231円**</w:t>
+              <w:t>**6,053円**</w:t>
             </w:r>
           </w:p>
         </w:tc>
@@ -2656,7 +2480,7 @@
               <w:rPr>
                 <w:sz w:val="18"/>
               </w:rPr>
-              <w:t>-369円</w:t>
+              <w:t>-547円</w:t>
             </w:r>
           </w:p>
         </w:tc>
@@ -2686,7 +2510,7 @@
               <w:rPr>
                 <w:sz w:val="18"/>
               </w:rPr>
-              <w:t>5,371円</w:t>
+              <w:t>5,194円</w:t>
             </w:r>
           </w:p>
         </w:tc>
@@ -2700,7 +2524,7 @@
               <w:rPr>
                 <w:sz w:val="18"/>
               </w:rPr>
-              <w:t>-1,229円</w:t>
+              <w:t>-1,406円</w:t>
             </w:r>
           </w:p>
         </w:tc>
@@ -2730,7 +2554,7 @@
               <w:rPr>
                 <w:sz w:val="18"/>
               </w:rPr>
-              <w:t>4,512円</w:t>
+              <w:t>4,334円</w:t>
             </w:r>
           </w:p>
         </w:tc>
@@ -2744,7 +2568,7 @@
               <w:rPr>
                 <w:sz w:val="18"/>
               </w:rPr>
-              <w:t>-2,088円</w:t>
+              <w:t>-2,266円</w:t>
             </w:r>
           </w:p>
         </w:tc>
@@ -2774,7 +2598,7 @@
               <w:rPr>
                 <w:sz w:val="18"/>
               </w:rPr>
-              <w:t>5,945円</w:t>
+              <w:t>5,767円</w:t>
             </w:r>
           </w:p>
         </w:tc>
@@ -2788,7 +2612,7 @@
               <w:rPr>
                 <w:sz w:val="18"/>
               </w:rPr>
-              <w:t>-655円</w:t>
+              <w:t>-833円</w:t>
             </w:r>
           </w:p>
         </w:tc>
@@ -2818,7 +2642,7 @@
               <w:rPr>
                 <w:sz w:val="18"/>
               </w:rPr>
-              <w:t>6,550円</w:t>
+              <w:t>6,193円</w:t>
             </w:r>
           </w:p>
         </w:tc>
@@ -2832,7 +2656,7 @@
               <w:rPr>
                 <w:sz w:val="18"/>
               </w:rPr>
-              <w:t>-50円</w:t>
+              <w:t>-407円</w:t>
             </w:r>
           </w:p>
         </w:tc>
@@ -2862,7 +2686,7 @@
               <w:rPr>
                 <w:sz w:val="18"/>
               </w:rPr>
-              <w:t>5,995円</w:t>
+              <w:t>5,669円</w:t>
             </w:r>
           </w:p>
         </w:tc>
@@ -2876,7 +2700,7 @@
               <w:rPr>
                 <w:sz w:val="18"/>
               </w:rPr>
-              <w:t>-605円</w:t>
+              <w:t>-931円</w:t>
             </w:r>
           </w:p>
         </w:tc>
@@ -2906,7 +2730,7 @@
               <w:rPr>
                 <w:sz w:val="18"/>
               </w:rPr>
-              <w:t>6,516円</w:t>
+              <w:t>6,323円</w:t>
             </w:r>
           </w:p>
         </w:tc>
@@ -2920,7 +2744,7 @@
               <w:rPr>
                 <w:sz w:val="18"/>
               </w:rPr>
-              <w:t>-84円</w:t>
+              <w:t>-277円</w:t>
             </w:r>
           </w:p>
         </w:tc>
@@ -2932,7 +2756,7 @@
           <w:i/>
           <w:sz w:val="18"/>
         </w:rPr>
-        <w:t>※ 標準給付費（3年計）3,286,398千円、地域支援事業費191,749千円（年報 様式4 の令和6年度決算を3年度とも据え置いた）、補正後被保険者数10,245人、予定収納率99.35％による。**準備基金の残高は令和5年度末120,000千円（町の財務書類）、令和8年度末見込210,000千円であり、35,000千円の取崩は残高の範囲内で実行できる。**</w:t>
+        <w:t>※ 標準給付費（3年計）3,093,948千円、地域支援事業費194,662千円（令和7年度の実績を3年度とも据え置いた。素案と同じ）、補正後被保険者数10,245人、予定収納率99.35％による。**準備基金の残高は令和5年度末120,000千円（町の財務書類）、令和8年度末見込210,000千円であり、35,000千円の取崩は残高の範囲内で実行できる。**</w:t>
       </w:r>
     </w:p>
     <w:p>
@@ -2945,7 +2769,7 @@
     </w:p>
     <w:p>
       <w:r>
-        <w:t>手引き第4章2が求めるとおり、給付費の1％が月額に何円効くかを先に求めた。**小野町は給付費1％＝月額58.8円**（限界率21.85％＝負担割合23％＋調整交付金相当5％－見込交付割合6.148％）である。この基準により、意思決定に効く論点と誤差の範囲の論点を分けられる。</w:t>
+        <w:t>手引き第4章2が求めるとおり、給付費の1％が月額に何円効くかを先に求めた。**小野町は給付費1％＝月額56.9円**（限界率22.47％＝負担割合23％＋調整交付金相当5％－見込交付割合5.533％）である。この基準により、意思決定に効く論点と誤差の範囲の論点を分けられる。</w:t>
       </w:r>
     </w:p>
     <w:tbl>
@@ -3065,7 +2889,7 @@
               <w:rPr>
                 <w:sz w:val="18"/>
               </w:rPr>
-              <w:t>**+285円**</w:t>
+              <w:t>**+269円**</w:t>
             </w:r>
           </w:p>
         </w:tc>
@@ -3123,7 +2947,7 @@
               <w:rPr>
                 <w:sz w:val="18"/>
               </w:rPr>
-              <w:t>**▲278円**</w:t>
+              <w:t>**▲262円**</w:t>
             </w:r>
           </w:p>
         </w:tc>
@@ -3239,7 +3063,7 @@
               <w:rPr>
                 <w:sz w:val="18"/>
               </w:rPr>
-              <w:t>58.8円</w:t>
+              <w:t>56.9円</w:t>
             </w:r>
           </w:p>
         </w:tc>
@@ -3297,7 +3121,7 @@
               <w:rPr>
                 <w:sz w:val="18"/>
               </w:rPr>
-              <w:t>3.5円</w:t>
+              <w:t>3.6円</w:t>
             </w:r>
           </w:p>
         </w:tc>
@@ -3311,7 +3135,7 @@
               <w:rPr>
                 <w:sz w:val="18"/>
               </w:rPr>
-              <w:t>実績未受領。第9期見込を仮置き</w:t>
+              <w:t>令和7年度の実績を据え置いた。第10期の事業計画で確定する</w:t>
             </w:r>
           </w:p>
         </w:tc>
@@ -3355,7 +3179,7 @@
               <w:rPr>
                 <w:sz w:val="18"/>
               </w:rPr>
-              <w:t>58.8円</w:t>
+              <w:t>56.9円</w:t>
             </w:r>
           </w:p>
         </w:tc>
@@ -3378,7 +3202,7 @@
     <w:p/>
     <w:p>
       <w:r>
-        <w:t>**保険料の水準を左右するのは、給付費の精度ではなく制度側の3つである。**第1号負担割合が1pt上がれば285円、調整交付金の見込交付割合が1pt下がれば278円動く。いずれも給付費5％分に相当する。見込量の精度を上げる労力より、この3つを確定させる方が効く。</w:t>
+        <w:t>**保険料の水準を左右するのは、給付費の精度ではなく制度側の3つである。**第1号負担割合が1pt上がれば269円、調整交付金の見込交付割合が1pt下がれば262円動く。いずれも給付費5％分に相当する。見込量の精度を上げる労力より、この3つを確定させる方が効く。</w:t>
       </w:r>
     </w:p>
     <w:p>
@@ -3708,7 +3532,7 @@
               <w:rPr>
                 <w:sz w:val="18"/>
               </w:rPr>
-              <w:t>調整交付金見込交付割合の算定。第9期からの逆算値6.148％の更新</w:t>
+              <w:t>調整交付金見込交付割合の算定。現在の5.533％は受領ワークシートの係数による</w:t>
             </w:r>
           </w:p>
         </w:tc>
@@ -3722,7 +3546,7 @@
               <w:rPr>
                 <w:sz w:val="18"/>
               </w:rPr>
-              <w:t>**1ptで月額278円規模**</w:t>
+              <w:t>**1ptで月額262円規模**</w:t>
             </w:r>
           </w:p>
         </w:tc>
@@ -4104,7 +3928,7 @@
               <w:rPr>
                 <w:sz w:val="18"/>
               </w:rPr>
-              <w:t>1％で月額3.5円。3年計で約207,000千円の規模</w:t>
+              <w:t>1％で月額3.6円。3年計で約207,000千円の規模</w:t>
             </w:r>
           </w:p>
         </w:tc>
@@ -4486,7 +4310,7 @@
               <w:rPr>
                 <w:sz w:val="18"/>
               </w:rPr>
-              <w:t>**1ptで月額285円**</w:t>
+              <w:t>**1ptで月額269円**</w:t>
             </w:r>
           </w:p>
         </w:tc>
@@ -4544,7 +4368,7 @@
               <w:rPr>
                 <w:sz w:val="18"/>
               </w:rPr>
-              <w:t>1％で月額59円。±1.5％を感度分析に併記済み</w:t>
+              <w:t>1％で月額57円。±1.5％を感度分析に併記済み</w:t>
             </w:r>
           </w:p>
         </w:tc>
